--- a/SDD-630/Topic 2/Topic 2 Discussion 2.docx
+++ b/SDD-630/Topic 2/Topic 2 Discussion 2.docx
@@ -10,6 +10,72 @@
     <w:p>
       <w:r>
         <w:t>Choose a mobile application you use that can be considered "useful" and yet "basic." That is, the application does its job very well without having elaborate features. Describe the essential features that make the mobile application useful. Discuss what can be learned about application design from this example.</w:t>
+      </w:r>
+    </w:p>
+    <w:p>
+      <w:r>
+        <w:t>Hello Class,</w:t>
+      </w:r>
+    </w:p>
+    <w:p>
+      <w:pPr>
+        <w:ind w:firstLine="720"/>
+      </w:pPr>
+      <w:r>
+        <w:t>One mobile application that I use regularly which can be considered both useful and basic is </w:t>
+      </w:r>
+      <w:r>
+        <w:rPr>
+          <w:b/>
+          <w:bCs/>
+        </w:rPr>
+        <w:t>Google Keep</w:t>
+      </w:r>
+      <w:r>
+        <w:t>. This app excels at its core function</w:t>
+      </w:r>
+      <w:r>
+        <w:t xml:space="preserve"> </w:t>
+      </w:r>
+      <w:r>
+        <w:t>note-taking and simple task management</w:t>
+      </w:r>
+      <w:r>
+        <w:t xml:space="preserve"> </w:t>
+      </w:r>
+      <w:r>
+        <w:t xml:space="preserve">without overwhelming users with elaborate features. Its essential features include quick note creation, voice memos, checklists, color-coded labels, and seamless synchronization across devices. The simplicity of its interface allows users to capture ideas and reminders effortlessly, making it highly effective for everyday productivity. From Google Keep, we learn that application design benefits greatly from focusing on core functionalities executed well rather than adding unnecessary complexity. A clean, intuitive user interface that minimizes friction encourages frequent use and user satisfaction. This example highlights the importance of prioritizing usability and speed in app design, proving that sometimes less is more when it comes to creating </w:t>
+      </w:r>
+      <w:proofErr w:type="gramStart"/>
+      <w:r>
+        <w:t>a valuable</w:t>
+      </w:r>
+      <w:proofErr w:type="gramEnd"/>
+      <w:r>
+        <w:t xml:space="preserve"> user experience</w:t>
+      </w:r>
+      <w:r>
+        <w:t>.</w:t>
+      </w:r>
+    </w:p>
+    <w:p>
+      <w:r>
+        <w:t>References:</w:t>
+      </w:r>
+    </w:p>
+    <w:p>
+      <w:proofErr w:type="spellStart"/>
+      <w:r>
+        <w:t>Addicta</w:t>
+      </w:r>
+      <w:proofErr w:type="spellEnd"/>
+      <w:r>
+        <w:t>. (2025). How Mobile Apps Improve Customer Loyalty. https://addictaco.com/how-mobile-apps-improve-customer-loyalty/</w:t>
+      </w:r>
+    </w:p>
+    <w:p>
+      <w:r>
+        <w:t>Deloitte Digital. (2024). Mobile experiences: Enhancing user engagement and retention. https://www.deloittedigital.com/us/en/insights/perspective/mobile-app-best-practices.html</w:t>
       </w:r>
     </w:p>
     <w:p/>
@@ -26,6 +92,304 @@
 <file path=word/numbering.xml><?xml version="1.0" encoding="utf-8"?>
 <w:numbering xmlns:wpc="http://schemas.microsoft.com/office/word/2010/wordprocessingCanvas" xmlns:cx="http://schemas.microsoft.com/office/drawing/2014/chartex" xmlns:cx1="http://schemas.microsoft.com/office/drawing/2015/9/8/chartex" xmlns:cx2="http://schemas.microsoft.com/office/drawing/2015/10/21/chartex" xmlns:cx3="http://schemas.microsoft.com/office/drawing/2016/5/9/chartex" xmlns:cx4="http://schemas.microsoft.com/office/drawing/2016/5/10/chartex" xmlns:cx5="http://schemas.microsoft.com/office/drawing/2016/5/11/chartex" xmlns:cx6="http://schemas.microsoft.com/office/drawing/2016/5/12/chartex" xmlns:cx7="http://schemas.microsoft.com/office/drawing/2016/5/13/chartex" xmlns:cx8="http://schemas.microsoft.com/office/drawing/2016/5/14/chartex" xmlns:mc="http://schemas.openxmlformats.org/markup-compatibility/2006" xmlns:aink="http://schemas.microsoft.com/office/drawing/2016/ink" xmlns:am3d="http://schemas.microsoft.com/office/drawing/2017/model3d" xmlns:o="urn:schemas-microsoft-com:office:office" xmlns:oel="http://schemas.microsoft.com/office/2019/extlst" xmlns:r="http://schemas.openxmlformats.org/officeDocument/2006/relationships" xmlns:m="http://schemas.openxmlformats.org/officeDocument/2006/math" xmlns:v="urn:schemas-microsoft-com:vml" xmlns:wp14="http://schemas.microsoft.com/office/word/2010/wordprocessingDrawing" xmlns:wp="http://schemas.openxmlformats.org/drawingml/2006/wordprocessingDrawing" xmlns:w10="urn:schemas-microsoft-com:office:word" xmlns:w="http://schemas.openxmlformats.org/wordprocessingml/2006/main" xmlns:w14="http://schemas.microsoft.com/office/word/2010/wordml" xmlns:w15="http://schemas.microsoft.com/office/word/2012/wordml" xmlns:w16cex="http://schemas.microsoft.com/office/word/2018/wordml/cex" xmlns:w16cid="http://schemas.microsoft.com/office/word/2016/wordml/cid" xmlns:w16="http://schemas.microsoft.com/office/word/2018/wordml" xmlns:w16du="http://schemas.microsoft.com/office/word/2023/wordml/word16du" xmlns:w16sdtdh="http://schemas.microsoft.com/office/word/2020/wordml/sdtdatahash" xmlns:w16sdtfl="http://schemas.microsoft.com/office/word/2024/wordml/sdtformatlock" xmlns:w16se="http://schemas.microsoft.com/office/word/2015/wordml/symex" xmlns:wpg="http://schemas.microsoft.com/office/word/2010/wordprocessingGroup" xmlns:wpi="http://schemas.microsoft.com/office/word/2010/wordprocessingInk" xmlns:wne="http://schemas.microsoft.com/office/word/2006/wordml" xmlns:wps="http://schemas.microsoft.com/office/word/2010/wordprocessingShape" mc:Ignorable="w14 w15 w16se w16cid w16 w16cex w16sdtdh w16sdtfl w16du wp14">
   <w:abstractNum w:abstractNumId="0" w15:restartNumberingAfterBreak="0">
+    <w:nsid w:val="14815192"/>
+    <w:multiLevelType w:val="multilevel"/>
+    <w:tmpl w:val="2BC0DB66"/>
+    <w:lvl w:ilvl="0">
+      <w:start w:val="1"/>
+      <w:numFmt w:val="bullet"/>
+      <w:lvlText w:val=""/>
+      <w:lvlJc w:val="left"/>
+      <w:pPr>
+        <w:tabs>
+          <w:tab w:val="num" w:pos="720"/>
+        </w:tabs>
+        <w:ind w:left="720" w:hanging="360"/>
+      </w:pPr>
+      <w:rPr>
+        <w:rFonts w:ascii="Symbol" w:hAnsi="Symbol" w:hint="default"/>
+        <w:sz w:val="20"/>
+      </w:rPr>
+    </w:lvl>
+    <w:lvl w:ilvl="1" w:tentative="1">
+      <w:start w:val="1"/>
+      <w:numFmt w:val="bullet"/>
+      <w:lvlText w:val="o"/>
+      <w:lvlJc w:val="left"/>
+      <w:pPr>
+        <w:tabs>
+          <w:tab w:val="num" w:pos="1440"/>
+        </w:tabs>
+        <w:ind w:left="1440" w:hanging="360"/>
+      </w:pPr>
+      <w:rPr>
+        <w:rFonts w:ascii="Courier New" w:hAnsi="Courier New" w:hint="default"/>
+        <w:sz w:val="20"/>
+      </w:rPr>
+    </w:lvl>
+    <w:lvl w:ilvl="2" w:tentative="1">
+      <w:start w:val="1"/>
+      <w:numFmt w:val="bullet"/>
+      <w:lvlText w:val=""/>
+      <w:lvlJc w:val="left"/>
+      <w:pPr>
+        <w:tabs>
+          <w:tab w:val="num" w:pos="2160"/>
+        </w:tabs>
+        <w:ind w:left="2160" w:hanging="360"/>
+      </w:pPr>
+      <w:rPr>
+        <w:rFonts w:ascii="Wingdings" w:hAnsi="Wingdings" w:hint="default"/>
+        <w:sz w:val="20"/>
+      </w:rPr>
+    </w:lvl>
+    <w:lvl w:ilvl="3" w:tentative="1">
+      <w:start w:val="1"/>
+      <w:numFmt w:val="bullet"/>
+      <w:lvlText w:val=""/>
+      <w:lvlJc w:val="left"/>
+      <w:pPr>
+        <w:tabs>
+          <w:tab w:val="num" w:pos="2880"/>
+        </w:tabs>
+        <w:ind w:left="2880" w:hanging="360"/>
+      </w:pPr>
+      <w:rPr>
+        <w:rFonts w:ascii="Wingdings" w:hAnsi="Wingdings" w:hint="default"/>
+        <w:sz w:val="20"/>
+      </w:rPr>
+    </w:lvl>
+    <w:lvl w:ilvl="4" w:tentative="1">
+      <w:start w:val="1"/>
+      <w:numFmt w:val="bullet"/>
+      <w:lvlText w:val=""/>
+      <w:lvlJc w:val="left"/>
+      <w:pPr>
+        <w:tabs>
+          <w:tab w:val="num" w:pos="3600"/>
+        </w:tabs>
+        <w:ind w:left="3600" w:hanging="360"/>
+      </w:pPr>
+      <w:rPr>
+        <w:rFonts w:ascii="Wingdings" w:hAnsi="Wingdings" w:hint="default"/>
+        <w:sz w:val="20"/>
+      </w:rPr>
+    </w:lvl>
+    <w:lvl w:ilvl="5" w:tentative="1">
+      <w:start w:val="1"/>
+      <w:numFmt w:val="bullet"/>
+      <w:lvlText w:val=""/>
+      <w:lvlJc w:val="left"/>
+      <w:pPr>
+        <w:tabs>
+          <w:tab w:val="num" w:pos="4320"/>
+        </w:tabs>
+        <w:ind w:left="4320" w:hanging="360"/>
+      </w:pPr>
+      <w:rPr>
+        <w:rFonts w:ascii="Wingdings" w:hAnsi="Wingdings" w:hint="default"/>
+        <w:sz w:val="20"/>
+      </w:rPr>
+    </w:lvl>
+    <w:lvl w:ilvl="6" w:tentative="1">
+      <w:start w:val="1"/>
+      <w:numFmt w:val="bullet"/>
+      <w:lvlText w:val=""/>
+      <w:lvlJc w:val="left"/>
+      <w:pPr>
+        <w:tabs>
+          <w:tab w:val="num" w:pos="5040"/>
+        </w:tabs>
+        <w:ind w:left="5040" w:hanging="360"/>
+      </w:pPr>
+      <w:rPr>
+        <w:rFonts w:ascii="Wingdings" w:hAnsi="Wingdings" w:hint="default"/>
+        <w:sz w:val="20"/>
+      </w:rPr>
+    </w:lvl>
+    <w:lvl w:ilvl="7" w:tentative="1">
+      <w:start w:val="1"/>
+      <w:numFmt w:val="bullet"/>
+      <w:lvlText w:val=""/>
+      <w:lvlJc w:val="left"/>
+      <w:pPr>
+        <w:tabs>
+          <w:tab w:val="num" w:pos="5760"/>
+        </w:tabs>
+        <w:ind w:left="5760" w:hanging="360"/>
+      </w:pPr>
+      <w:rPr>
+        <w:rFonts w:ascii="Wingdings" w:hAnsi="Wingdings" w:hint="default"/>
+        <w:sz w:val="20"/>
+      </w:rPr>
+    </w:lvl>
+    <w:lvl w:ilvl="8" w:tentative="1">
+      <w:start w:val="1"/>
+      <w:numFmt w:val="bullet"/>
+      <w:lvlText w:val=""/>
+      <w:lvlJc w:val="left"/>
+      <w:pPr>
+        <w:tabs>
+          <w:tab w:val="num" w:pos="6480"/>
+        </w:tabs>
+        <w:ind w:left="6480" w:hanging="360"/>
+      </w:pPr>
+      <w:rPr>
+        <w:rFonts w:ascii="Wingdings" w:hAnsi="Wingdings" w:hint="default"/>
+        <w:sz w:val="20"/>
+      </w:rPr>
+    </w:lvl>
+  </w:abstractNum>
+  <w:abstractNum w:abstractNumId="1" w15:restartNumberingAfterBreak="0">
+    <w:nsid w:val="6BA324FC"/>
+    <w:multiLevelType w:val="multilevel"/>
+    <w:tmpl w:val="3C4809D8"/>
+    <w:lvl w:ilvl="0">
+      <w:start w:val="1"/>
+      <w:numFmt w:val="bullet"/>
+      <w:lvlText w:val=""/>
+      <w:lvlJc w:val="left"/>
+      <w:pPr>
+        <w:tabs>
+          <w:tab w:val="num" w:pos="720"/>
+        </w:tabs>
+        <w:ind w:left="720" w:hanging="360"/>
+      </w:pPr>
+      <w:rPr>
+        <w:rFonts w:ascii="Symbol" w:hAnsi="Symbol" w:hint="default"/>
+        <w:sz w:val="20"/>
+      </w:rPr>
+    </w:lvl>
+    <w:lvl w:ilvl="1" w:tentative="1">
+      <w:start w:val="1"/>
+      <w:numFmt w:val="bullet"/>
+      <w:lvlText w:val="o"/>
+      <w:lvlJc w:val="left"/>
+      <w:pPr>
+        <w:tabs>
+          <w:tab w:val="num" w:pos="1440"/>
+        </w:tabs>
+        <w:ind w:left="1440" w:hanging="360"/>
+      </w:pPr>
+      <w:rPr>
+        <w:rFonts w:ascii="Courier New" w:hAnsi="Courier New" w:hint="default"/>
+        <w:sz w:val="20"/>
+      </w:rPr>
+    </w:lvl>
+    <w:lvl w:ilvl="2" w:tentative="1">
+      <w:start w:val="1"/>
+      <w:numFmt w:val="bullet"/>
+      <w:lvlText w:val=""/>
+      <w:lvlJc w:val="left"/>
+      <w:pPr>
+        <w:tabs>
+          <w:tab w:val="num" w:pos="2160"/>
+        </w:tabs>
+        <w:ind w:left="2160" w:hanging="360"/>
+      </w:pPr>
+      <w:rPr>
+        <w:rFonts w:ascii="Wingdings" w:hAnsi="Wingdings" w:hint="default"/>
+        <w:sz w:val="20"/>
+      </w:rPr>
+    </w:lvl>
+    <w:lvl w:ilvl="3" w:tentative="1">
+      <w:start w:val="1"/>
+      <w:numFmt w:val="bullet"/>
+      <w:lvlText w:val=""/>
+      <w:lvlJc w:val="left"/>
+      <w:pPr>
+        <w:tabs>
+          <w:tab w:val="num" w:pos="2880"/>
+        </w:tabs>
+        <w:ind w:left="2880" w:hanging="360"/>
+      </w:pPr>
+      <w:rPr>
+        <w:rFonts w:ascii="Wingdings" w:hAnsi="Wingdings" w:hint="default"/>
+        <w:sz w:val="20"/>
+      </w:rPr>
+    </w:lvl>
+    <w:lvl w:ilvl="4" w:tentative="1">
+      <w:start w:val="1"/>
+      <w:numFmt w:val="bullet"/>
+      <w:lvlText w:val=""/>
+      <w:lvlJc w:val="left"/>
+      <w:pPr>
+        <w:tabs>
+          <w:tab w:val="num" w:pos="3600"/>
+        </w:tabs>
+        <w:ind w:left="3600" w:hanging="360"/>
+      </w:pPr>
+      <w:rPr>
+        <w:rFonts w:ascii="Wingdings" w:hAnsi="Wingdings" w:hint="default"/>
+        <w:sz w:val="20"/>
+      </w:rPr>
+    </w:lvl>
+    <w:lvl w:ilvl="5" w:tentative="1">
+      <w:start w:val="1"/>
+      <w:numFmt w:val="bullet"/>
+      <w:lvlText w:val=""/>
+      <w:lvlJc w:val="left"/>
+      <w:pPr>
+        <w:tabs>
+          <w:tab w:val="num" w:pos="4320"/>
+        </w:tabs>
+        <w:ind w:left="4320" w:hanging="360"/>
+      </w:pPr>
+      <w:rPr>
+        <w:rFonts w:ascii="Wingdings" w:hAnsi="Wingdings" w:hint="default"/>
+        <w:sz w:val="20"/>
+      </w:rPr>
+    </w:lvl>
+    <w:lvl w:ilvl="6" w:tentative="1">
+      <w:start w:val="1"/>
+      <w:numFmt w:val="bullet"/>
+      <w:lvlText w:val=""/>
+      <w:lvlJc w:val="left"/>
+      <w:pPr>
+        <w:tabs>
+          <w:tab w:val="num" w:pos="5040"/>
+        </w:tabs>
+        <w:ind w:left="5040" w:hanging="360"/>
+      </w:pPr>
+      <w:rPr>
+        <w:rFonts w:ascii="Wingdings" w:hAnsi="Wingdings" w:hint="default"/>
+        <w:sz w:val="20"/>
+      </w:rPr>
+    </w:lvl>
+    <w:lvl w:ilvl="7" w:tentative="1">
+      <w:start w:val="1"/>
+      <w:numFmt w:val="bullet"/>
+      <w:lvlText w:val=""/>
+      <w:lvlJc w:val="left"/>
+      <w:pPr>
+        <w:tabs>
+          <w:tab w:val="num" w:pos="5760"/>
+        </w:tabs>
+        <w:ind w:left="5760" w:hanging="360"/>
+      </w:pPr>
+      <w:rPr>
+        <w:rFonts w:ascii="Wingdings" w:hAnsi="Wingdings" w:hint="default"/>
+        <w:sz w:val="20"/>
+      </w:rPr>
+    </w:lvl>
+    <w:lvl w:ilvl="8" w:tentative="1">
+      <w:start w:val="1"/>
+      <w:numFmt w:val="bullet"/>
+      <w:lvlText w:val=""/>
+      <w:lvlJc w:val="left"/>
+      <w:pPr>
+        <w:tabs>
+          <w:tab w:val="num" w:pos="6480"/>
+        </w:tabs>
+        <w:ind w:left="6480" w:hanging="360"/>
+      </w:pPr>
+      <w:rPr>
+        <w:rFonts w:ascii="Wingdings" w:hAnsi="Wingdings" w:hint="default"/>
+        <w:sz w:val="20"/>
+      </w:rPr>
+    </w:lvl>
+  </w:abstractNum>
+  <w:abstractNum w:abstractNumId="2" w15:restartNumberingAfterBreak="0">
     <w:nsid w:val="77F8446E"/>
     <w:multiLevelType w:val="multilevel"/>
     <w:tmpl w:val="FBD4BF9E"/>
@@ -175,7 +539,13 @@
     </w:lvl>
   </w:abstractNum>
   <w:num w:numId="1" w16cid:durableId="1270161658">
+    <w:abstractNumId w:val="2"/>
+  </w:num>
+  <w:num w:numId="2" w16cid:durableId="922838028">
     <w:abstractNumId w:val="0"/>
+  </w:num>
+  <w:num w:numId="3" w16cid:durableId="36511016">
+    <w:abstractNumId w:val="1"/>
   </w:num>
 </w:numbering>
 </file>

--- a/SDD-630/Topic 2/Topic 2 Discussion 2.docx
+++ b/SDD-630/Topic 2/Topic 2 Discussion 2.docx
@@ -22,37 +22,23 @@
         <w:ind w:firstLine="720"/>
       </w:pPr>
       <w:r>
-        <w:t>One mobile application that I use regularly which can be considered both useful and basic is </w:t>
+        <w:t>One mobile application I use that is both useful and basic is </w:t>
       </w:r>
       <w:r>
         <w:rPr>
           <w:b/>
           <w:bCs/>
         </w:rPr>
-        <w:t>Google Keep</w:t>
+        <w:t>Simple Habit Timer</w:t>
       </w:r>
       <w:r>
-        <w:t>. This app excels at its core function</w:t>
+        <w:t>, a minimalist meditation and focus timer app. The app’s essential features include a straightforward timer setup, preset session lengths, and gentle sound options like bells or chimes to mark session start and end. It does not overwhelm users with complex meditation guides or social features; instead, it focuses on helping users build consistent mindfulness or productivity habits through simple, timed sessions. The app’s clean interface and ease of use make it highly effective for users who want a distraction-free tool to manage their meditation or focus periods. From this example, we learn that application design can benefit greatly from simplicity and clarity</w:t>
       </w:r>
       <w:r>
         <w:t xml:space="preserve"> </w:t>
       </w:r>
       <w:r>
-        <w:t>note-taking and simple task management</w:t>
-      </w:r>
-      <w:r>
-        <w:t xml:space="preserve"> </w:t>
-      </w:r>
-      <w:r>
-        <w:t xml:space="preserve">without overwhelming users with elaborate features. Its essential features include quick note creation, voice memos, checklists, color-coded labels, and seamless synchronization across devices. The simplicity of its interface allows users to capture ideas and reminders effortlessly, making it highly effective for everyday productivity. From Google Keep, we learn that application design benefits greatly from focusing on core functionalities executed well rather than adding unnecessary complexity. A clean, intuitive user interface that minimizes friction encourages frequent use and user satisfaction. This example highlights the importance of prioritizing usability and speed in app design, proving that sometimes less is more when it comes to creating </w:t>
-      </w:r>
-      <w:proofErr w:type="gramStart"/>
-      <w:r>
-        <w:t>a valuable</w:t>
-      </w:r>
-      <w:proofErr w:type="gramEnd"/>
-      <w:r>
-        <w:t xml:space="preserve"> user experience</w:t>
+        <w:t>by focusing on a single core function and executing it well, an app can provide significant value without unnecessary complexity. This approach reduces user friction, encourages regular use, and enhances overall satisfaction, demonstrating that less can indeed be more in app design</w:t>
       </w:r>
       <w:r>
         <w:t>.</w:t>
@@ -64,13 +50,8 @@
       </w:r>
     </w:p>
     <w:p>
-      <w:proofErr w:type="spellStart"/>
       <w:r>
-        <w:t>Addicta</w:t>
-      </w:r>
-      <w:proofErr w:type="spellEnd"/>
-      <w:r>
-        <w:t>. (2025). How Mobile Apps Improve Customer Loyalty. https://addictaco.com/how-mobile-apps-improve-customer-loyalty/</w:t>
+        <w:t>Addicta. (2025). How Mobile Apps Improve Customer Loyalty. https://addictaco.com/how-mobile-apps-improve-customer-loyalty/</w:t>
       </w:r>
     </w:p>
     <w:p>
